--- a/คู่มือใช้งาน_OR_Flow_ฉบับสมบูรณ์.docx
+++ b/คู่มือใช้งาน_OR_Flow_ฉบับสมบูรณ์.docx
@@ -1647,6 +1647,23 @@
     </w:tbl>
     <w:p>
       <w:pPr>
+        <w:spacing w:after="120" w:before="0" w:line="282"/>
+        <w:jc w:val="left"/>
+      </w:pPr>
+      <w:r>
+        <w:rPr>
+          <w:rFonts w:ascii="Tahoma" w:cs="Tahoma" w:eastAsia="Tahoma" w:hAnsi="Tahoma"/>
+          <w:b w:val="false"/>
+          <w:bCs w:val="false"/>
+          <w:color w:val="1F2A37"/>
+          <w:sz w:val="22"/>
+          <w:szCs w:val="22"/>
+        </w:rPr>
+        <w:t>ใต้ชื่อระบบมีแถบป้ายบอกข้อมูลย่อ เช่น รุ่นของ AI วันที่ปรับล่าสุด และป้าย 🟢 ออนไลน์ N เครื่อง ซึ่งบอกจำนวนหน้าจอที่กำลังเปิดใช้งานระบบอยู่ขณะนี้ (รายละเอียดอยู่ในข้อ 3.10)</w:t>
+      </w:r>
+    </w:p>
+    <w:p>
+      <w:pPr>
         <w:pStyle w:val="Heading1"/>
       </w:pPr>
       <w:r>
@@ -3509,6 +3526,26 @@
     <w:p>
       <w:r>
         <w:t>หากเปิดจอค้างข้ามเที่ยงคืน ระบบจะล้างเคสของเมื่อวานและดึงบอร์ดของวันใหม่ให้อัตโนมัติ</w:t>
+      </w:r>
+    </w:p>
+    <w:p>
+      <w:r>
+        <w:t>🟢 ป้าย “ออนไลน์ N เครื่อง” ที่แถบด้านบนของทุกหน้า บอกว่าขณะนี้มีหน้าจอที่เปิด OR Flow ค้างอยู่กี่เครื่อง นับรวมทั้งจอประจำห้องผ่าตัด จอแสดงสถานะสำหรับญาติ เครื่องของเจ้าหน้าที่ และเครื่องของผู้วิจัย ใช้ดูได้ทันทีว่าขณะนี้ระบบมีการใช้งานอยู่จริงกี่จุด</w:t>
+      </w:r>
+    </w:p>
+    <w:p>
+      <w:r>
+        <w:t>หลักการทำงาน: ทุกเครื่องที่เปิดหน้าค้างไว้จะส่งสัญญาณสั้น ๆ เข้ามาทุกประมาณ 30 วินาที ระบบนับเฉพาะเครื่องที่ส่งสัญญาณเข้ามาภายใน 2 นาทีล่าสุด เครื่องที่ปิดไปแล้วจึงหลุดจากยอด ไปเองภายใน 2 นาที โดยไม่ต้องกดออกจากระบบ ตัวเลขจะปรับใหม่เมื่อเปิดหน้าใหม่หรือกดสลับแท็บ</w:t>
+      </w:r>
+    </w:p>
+    <w:p>
+      <w:r>
+        <w:t>ความเป็นส่วนตัว: ระบบเก็บเพียงจำนวนเครื่องเท่านั้น ไม่เก็บชื่อผู้ใช้ ไม่เก็บหมายเลขเครื่อง (IP) ไม่ใช้คุกกี้ติดตาม และไม่ระบุว่าเป็นห้องผ่าตัดห้องใด จึงไม่กระทบ พ.ร.บ.คุ้มครองข้อมูลส่วนบุคคล</w:t>
+      </w:r>
+    </w:p>
+    <w:p>
+      <w:r>
+        <w:t>ระบบจริงกับระบบสาธิตนับแยกกัน แต่ละระบบแสดงเฉพาะจำนวนเครื่องที่กำลังใช้ระบบนั้นอยู่</w:t>
       </w:r>
     </w:p>
     <w:p>
